--- a/HOSONHCS/GUQ.docx
+++ b/HOSONHCS/GUQ.docx
@@ -158,67 +158,7 @@
         <w:rPr>
           <w:sz w:val="28"/>
         </w:rPr>
-        <w:t>Ngày</w:t>
-      </w:r>
-      <w:r>
-        <w:rPr>
-          <w:sz w:val="28"/>
-        </w:rPr>
-        <w:t xml:space="preserve"> </w:t>
-      </w:r>
-      <w:r>
-        <w:rPr>
-          <w:sz w:val="28"/>
-        </w:rPr>
-        <w:t>…..</w:t>
-      </w:r>
-      <w:r>
-        <w:rPr>
-          <w:sz w:val="28"/>
-        </w:rPr>
-        <w:t xml:space="preserve"> </w:t>
-      </w:r>
-      <w:r>
-        <w:rPr>
-          <w:sz w:val="28"/>
-        </w:rPr>
-        <w:t>tháng</w:t>
-      </w:r>
-      <w:r>
-        <w:rPr>
-          <w:sz w:val="28"/>
-        </w:rPr>
-        <w:t xml:space="preserve"> </w:t>
-      </w:r>
-      <w:r>
-        <w:rPr>
-          <w:sz w:val="28"/>
-        </w:rPr>
-        <w:t>……</w:t>
-      </w:r>
-      <w:r>
-        <w:rPr>
-          <w:sz w:val="28"/>
-        </w:rPr>
-        <w:t xml:space="preserve"> </w:t>
-      </w:r>
-      <w:r>
-        <w:rPr>
-          <w:sz w:val="28"/>
-        </w:rPr>
-        <w:t>năm</w:t>
-      </w:r>
-      <w:r>
-        <w:rPr>
-          <w:sz w:val="28"/>
-        </w:rPr>
-        <w:t xml:space="preserve"> </w:t>
-      </w:r>
-      <w:r>
-        <w:rPr>
-          <w:sz w:val="28"/>
-        </w:rPr>
-        <w:t>………</w:t>
+        <w:t>{{ngaylaphs}}</w:t>
       </w:r>
       <w:r>
         <w:rPr>

--- a/HOSONHCS/GUQ.docx
+++ b/HOSONHCS/GUQ.docx
@@ -195,7 +195,13 @@
         <w:rPr>
           <w:sz w:val="28"/>
         </w:rPr>
-        <w:t>…… người</w:t>
+        <w:t>{{khau}}</w:t>
+      </w:r>
+      <w:r>
+        <w:rPr>
+          <w:sz w:val="28"/>
+        </w:rPr>
+        <w:t xml:space="preserve"> người</w:t>
       </w:r>
       <w:r>
         <w:rPr>

--- a/HOSONHCS/GUQ.docx
+++ b/HOSONHCS/GUQ.docx
@@ -132,6 +132,7 @@
         <w:pStyle w:val="BodyText"/>
         <w:spacing w:before="82"/>
         <w:ind w:left="941"/>
+        <w:jc w:val="both"/>
       </w:pPr>
       <w:r>
         <w:t>Căn cứ Bộ Luật dân sự số 91/2015/QH13 và các văn bản pháp lý có liên quan.</w:t>
@@ -148,7 +149,7 @@
           <w:tab w:val="left" w:pos="1220"/>
         </w:tabs>
         <w:spacing w:before="158" w:line="268" w:lineRule="auto"/>
-        <w:ind w:firstLine="721"/>
+        <w:ind w:right="237" w:firstLine="721"/>
         <w:jc w:val="both"/>
         <w:rPr>
           <w:sz w:val="28"/>
@@ -254,7 +255,7 @@
     </w:p>
     <w:tbl>
       <w:tblPr>
-        <w:tblW w:w="10248" w:type="dxa"/>
+        <w:tblW w:w="9883" w:type="dxa"/>
         <w:tblInd w:w="105" w:type="dxa"/>
         <w:tblBorders>
           <w:top w:val="single" w:sz="4" w:space="0" w:color="000000"/>
@@ -272,19 +273,19 @@
         <w:tblLook w:val="01E0" w:firstRow="1" w:lastRow="1" w:firstColumn="1" w:lastColumn="1" w:noHBand="0" w:noVBand="0"/>
       </w:tblPr>
       <w:tblGrid>
-        <w:gridCol w:w="734"/>
-        <w:gridCol w:w="3114"/>
-        <w:gridCol w:w="2006"/>
-        <w:gridCol w:w="2047"/>
-        <w:gridCol w:w="2347"/>
+        <w:gridCol w:w="727"/>
+        <w:gridCol w:w="3085"/>
+        <w:gridCol w:w="1987"/>
+        <w:gridCol w:w="2039"/>
+        <w:gridCol w:w="2045"/>
       </w:tblGrid>
       <w:tr>
         <w:trPr>
-          <w:trHeight w:hRule="exact" w:val="733"/>
+          <w:trHeight w:hRule="exact" w:val="770"/>
         </w:trPr>
         <w:tc>
           <w:tcPr>
-            <w:tcW w:w="734" w:type="dxa"/>
+            <w:tcW w:w="727" w:type="dxa"/>
           </w:tcPr>
           <w:p>
             <w:pPr>
@@ -307,7 +308,7 @@
         </w:tc>
         <w:tc>
           <w:tcPr>
-            <w:tcW w:w="3114" w:type="dxa"/>
+            <w:tcW w:w="3085" w:type="dxa"/>
           </w:tcPr>
           <w:p>
             <w:pPr>
@@ -330,7 +331,7 @@
         </w:tc>
         <w:tc>
           <w:tcPr>
-            <w:tcW w:w="2006" w:type="dxa"/>
+            <w:tcW w:w="1987" w:type="dxa"/>
           </w:tcPr>
           <w:p>
             <w:pPr>
@@ -361,14 +362,13 @@
         </w:tc>
         <w:tc>
           <w:tcPr>
-            <w:tcW w:w="2047" w:type="dxa"/>
+            <w:tcW w:w="2039" w:type="dxa"/>
           </w:tcPr>
           <w:p>
             <w:pPr>
               <w:pStyle w:val="TableParagraph"/>
               <w:spacing w:before="1" w:line="298" w:lineRule="exact"/>
               <w:ind w:left="499" w:hanging="336"/>
-              <w:jc w:val="left"/>
               <w:rPr>
                 <w:b/>
                 <w:sz w:val="26"/>
@@ -386,7 +386,25 @@
                 <w:b/>
                 <w:sz w:val="26"/>
               </w:rPr>
-              <w:t>Thẻ căn cước</w:t>
+              <w:t>Thẻ căn</w:t>
+            </w:r>
+          </w:p>
+          <w:p>
+            <w:pPr>
+              <w:pStyle w:val="TableParagraph"/>
+              <w:spacing w:before="1" w:line="298" w:lineRule="exact"/>
+              <w:ind w:left="499" w:hanging="336"/>
+              <w:rPr>
+                <w:b/>
+                <w:sz w:val="26"/>
+              </w:rPr>
+            </w:pPr>
+            <w:r>
+              <w:rPr>
+                <w:b/>
+                <w:sz w:val="26"/>
+              </w:rPr>
+              <w:t>cước</w:t>
             </w:r>
             <w:r>
               <w:rPr>
@@ -406,7 +424,7 @@
         </w:tc>
         <w:tc>
           <w:tcPr>
-            <w:tcW w:w="2347" w:type="dxa"/>
+            <w:tcW w:w="2045" w:type="dxa"/>
             <w:vAlign w:val="center"/>
           </w:tcPr>
           <w:p>
@@ -431,11 +449,11 @@
       </w:tr>
       <w:tr>
         <w:trPr>
-          <w:trHeight w:hRule="exact" w:val="500"/>
+          <w:trHeight w:hRule="exact" w:val="525"/>
         </w:trPr>
         <w:tc>
           <w:tcPr>
-            <w:tcW w:w="734" w:type="dxa"/>
+            <w:tcW w:w="727" w:type="dxa"/>
             <w:tcBorders>
               <w:bottom w:val="dotted" w:sz="4" w:space="0" w:color="000000"/>
             </w:tcBorders>
@@ -460,7 +478,7 @@
         </w:tc>
         <w:tc>
           <w:tcPr>
-            <w:tcW w:w="3114" w:type="dxa"/>
+            <w:tcW w:w="3085" w:type="dxa"/>
             <w:tcBorders>
               <w:bottom w:val="dotted" w:sz="4" w:space="0" w:color="000000"/>
             </w:tcBorders>
@@ -483,7 +501,7 @@
         </w:tc>
         <w:tc>
           <w:tcPr>
-            <w:tcW w:w="2006" w:type="dxa"/>
+            <w:tcW w:w="1987" w:type="dxa"/>
             <w:tcBorders>
               <w:bottom w:val="dotted" w:sz="4" w:space="0" w:color="000000"/>
             </w:tcBorders>
@@ -506,7 +524,7 @@
         </w:tc>
         <w:tc>
           <w:tcPr>
-            <w:tcW w:w="2047" w:type="dxa"/>
+            <w:tcW w:w="2039" w:type="dxa"/>
             <w:tcBorders>
               <w:bottom w:val="dotted" w:sz="4" w:space="0" w:color="000000"/>
             </w:tcBorders>
@@ -529,7 +547,7 @@
         </w:tc>
         <w:tc>
           <w:tcPr>
-            <w:tcW w:w="2347" w:type="dxa"/>
+            <w:tcW w:w="2045" w:type="dxa"/>
             <w:tcBorders>
               <w:bottom w:val="dotted" w:sz="4" w:space="0" w:color="000000"/>
             </w:tcBorders>
@@ -553,11 +571,11 @@
       </w:tr>
       <w:tr>
         <w:trPr>
-          <w:trHeight w:hRule="exact" w:val="495"/>
+          <w:trHeight w:hRule="exact" w:val="520"/>
         </w:trPr>
         <w:tc>
           <w:tcPr>
-            <w:tcW w:w="734" w:type="dxa"/>
+            <w:tcW w:w="727" w:type="dxa"/>
             <w:tcBorders>
               <w:top w:val="dotted" w:sz="4" w:space="0" w:color="000000"/>
               <w:bottom w:val="dotted" w:sz="4" w:space="0" w:color="000000"/>
@@ -583,7 +601,7 @@
         </w:tc>
         <w:tc>
           <w:tcPr>
-            <w:tcW w:w="3114" w:type="dxa"/>
+            <w:tcW w:w="3085" w:type="dxa"/>
             <w:tcBorders>
               <w:top w:val="dotted" w:sz="4" w:space="0" w:color="000000"/>
               <w:bottom w:val="dotted" w:sz="4" w:space="0" w:color="000000"/>
@@ -607,7 +625,7 @@
         </w:tc>
         <w:tc>
           <w:tcPr>
-            <w:tcW w:w="2006" w:type="dxa"/>
+            <w:tcW w:w="1987" w:type="dxa"/>
             <w:tcBorders>
               <w:top w:val="dotted" w:sz="4" w:space="0" w:color="000000"/>
               <w:bottom w:val="dotted" w:sz="4" w:space="0" w:color="000000"/>
@@ -631,7 +649,7 @@
         </w:tc>
         <w:tc>
           <w:tcPr>
-            <w:tcW w:w="2047" w:type="dxa"/>
+            <w:tcW w:w="2039" w:type="dxa"/>
             <w:tcBorders>
               <w:top w:val="dotted" w:sz="4" w:space="0" w:color="000000"/>
               <w:bottom w:val="dotted" w:sz="4" w:space="0" w:color="000000"/>
@@ -655,7 +673,7 @@
         </w:tc>
         <w:tc>
           <w:tcPr>
-            <w:tcW w:w="2347" w:type="dxa"/>
+            <w:tcW w:w="2045" w:type="dxa"/>
             <w:tcBorders>
               <w:top w:val="dotted" w:sz="4" w:space="0" w:color="000000"/>
               <w:bottom w:val="dotted" w:sz="4" w:space="0" w:color="000000"/>
@@ -680,11 +698,11 @@
       </w:tr>
       <w:tr>
         <w:trPr>
-          <w:trHeight w:hRule="exact" w:val="494"/>
+          <w:trHeight w:hRule="exact" w:val="519"/>
         </w:trPr>
         <w:tc>
           <w:tcPr>
-            <w:tcW w:w="734" w:type="dxa"/>
+            <w:tcW w:w="727" w:type="dxa"/>
             <w:tcBorders>
               <w:top w:val="dotted" w:sz="4" w:space="0" w:color="000000"/>
               <w:bottom w:val="dotted" w:sz="4" w:space="0" w:color="000000"/>
@@ -710,7 +728,7 @@
         </w:tc>
         <w:tc>
           <w:tcPr>
-            <w:tcW w:w="3114" w:type="dxa"/>
+            <w:tcW w:w="3085" w:type="dxa"/>
             <w:tcBorders>
               <w:top w:val="dotted" w:sz="4" w:space="0" w:color="000000"/>
               <w:bottom w:val="dotted" w:sz="4" w:space="0" w:color="000000"/>
@@ -734,7 +752,7 @@
         </w:tc>
         <w:tc>
           <w:tcPr>
-            <w:tcW w:w="2006" w:type="dxa"/>
+            <w:tcW w:w="1987" w:type="dxa"/>
             <w:tcBorders>
               <w:top w:val="dotted" w:sz="4" w:space="0" w:color="000000"/>
               <w:bottom w:val="dotted" w:sz="4" w:space="0" w:color="000000"/>
@@ -758,7 +776,7 @@
         </w:tc>
         <w:tc>
           <w:tcPr>
-            <w:tcW w:w="2047" w:type="dxa"/>
+            <w:tcW w:w="2039" w:type="dxa"/>
             <w:tcBorders>
               <w:top w:val="dotted" w:sz="4" w:space="0" w:color="000000"/>
               <w:bottom w:val="dotted" w:sz="4" w:space="0" w:color="000000"/>
@@ -782,7 +800,7 @@
         </w:tc>
         <w:tc>
           <w:tcPr>
-            <w:tcW w:w="2347" w:type="dxa"/>
+            <w:tcW w:w="2045" w:type="dxa"/>
             <w:tcBorders>
               <w:top w:val="dotted" w:sz="4" w:space="0" w:color="000000"/>
               <w:bottom w:val="dotted" w:sz="4" w:space="0" w:color="000000"/>
@@ -807,11 +825,11 @@
       </w:tr>
       <w:tr>
         <w:trPr>
-          <w:trHeight w:hRule="exact" w:val="500"/>
+          <w:trHeight w:hRule="exact" w:val="525"/>
         </w:trPr>
         <w:tc>
           <w:tcPr>
-            <w:tcW w:w="734" w:type="dxa"/>
+            <w:tcW w:w="727" w:type="dxa"/>
             <w:tcBorders>
               <w:top w:val="dotted" w:sz="4" w:space="0" w:color="000000"/>
               <w:bottom w:val="dotted" w:sz="4" w:space="0" w:color="000000"/>
@@ -837,7 +855,7 @@
         </w:tc>
         <w:tc>
           <w:tcPr>
-            <w:tcW w:w="3114" w:type="dxa"/>
+            <w:tcW w:w="3085" w:type="dxa"/>
             <w:tcBorders>
               <w:top w:val="dotted" w:sz="4" w:space="0" w:color="000000"/>
               <w:bottom w:val="dotted" w:sz="4" w:space="0" w:color="000000"/>
@@ -861,7 +879,7 @@
         </w:tc>
         <w:tc>
           <w:tcPr>
-            <w:tcW w:w="2006" w:type="dxa"/>
+            <w:tcW w:w="1987" w:type="dxa"/>
             <w:tcBorders>
               <w:top w:val="dotted" w:sz="4" w:space="0" w:color="000000"/>
               <w:bottom w:val="dotted" w:sz="4" w:space="0" w:color="000000"/>
@@ -885,7 +903,7 @@
         </w:tc>
         <w:tc>
           <w:tcPr>
-            <w:tcW w:w="2047" w:type="dxa"/>
+            <w:tcW w:w="2039" w:type="dxa"/>
             <w:tcBorders>
               <w:top w:val="dotted" w:sz="4" w:space="0" w:color="000000"/>
               <w:bottom w:val="dotted" w:sz="4" w:space="0" w:color="000000"/>
@@ -909,7 +927,7 @@
         </w:tc>
         <w:tc>
           <w:tcPr>
-            <w:tcW w:w="2347" w:type="dxa"/>
+            <w:tcW w:w="2045" w:type="dxa"/>
             <w:tcBorders>
               <w:top w:val="dotted" w:sz="4" w:space="0" w:color="000000"/>
               <w:bottom w:val="dotted" w:sz="4" w:space="0" w:color="000000"/>
@@ -934,11 +952,11 @@
       </w:tr>
       <w:tr>
         <w:trPr>
-          <w:trHeight w:hRule="exact" w:val="494"/>
+          <w:trHeight w:hRule="exact" w:val="519"/>
         </w:trPr>
         <w:tc>
           <w:tcPr>
-            <w:tcW w:w="734" w:type="dxa"/>
+            <w:tcW w:w="727" w:type="dxa"/>
             <w:tcBorders>
               <w:top w:val="dotted" w:sz="4" w:space="0" w:color="000000"/>
               <w:bottom w:val="dotted" w:sz="4" w:space="0" w:color="000000"/>
@@ -964,7 +982,7 @@
         </w:tc>
         <w:tc>
           <w:tcPr>
-            <w:tcW w:w="3114" w:type="dxa"/>
+            <w:tcW w:w="3085" w:type="dxa"/>
             <w:tcBorders>
               <w:top w:val="dotted" w:sz="4" w:space="0" w:color="000000"/>
               <w:bottom w:val="dotted" w:sz="4" w:space="0" w:color="000000"/>
@@ -974,7 +992,7 @@
         </w:tc>
         <w:tc>
           <w:tcPr>
-            <w:tcW w:w="2006" w:type="dxa"/>
+            <w:tcW w:w="1987" w:type="dxa"/>
             <w:tcBorders>
               <w:top w:val="dotted" w:sz="4" w:space="0" w:color="000000"/>
               <w:bottom w:val="dotted" w:sz="4" w:space="0" w:color="000000"/>
@@ -984,7 +1002,7 @@
         </w:tc>
         <w:tc>
           <w:tcPr>
-            <w:tcW w:w="2047" w:type="dxa"/>
+            <w:tcW w:w="2039" w:type="dxa"/>
             <w:tcBorders>
               <w:top w:val="dotted" w:sz="4" w:space="0" w:color="000000"/>
               <w:bottom w:val="dotted" w:sz="4" w:space="0" w:color="000000"/>
@@ -994,7 +1012,7 @@
         </w:tc>
         <w:tc>
           <w:tcPr>
-            <w:tcW w:w="2347" w:type="dxa"/>
+            <w:tcW w:w="2045" w:type="dxa"/>
             <w:tcBorders>
               <w:top w:val="dotted" w:sz="4" w:space="0" w:color="000000"/>
               <w:bottom w:val="dotted" w:sz="4" w:space="0" w:color="000000"/>
@@ -1015,7 +1033,7 @@
           <w:tab w:val="left" w:pos="1143"/>
         </w:tabs>
         <w:spacing w:before="60" w:after="60"/>
-        <w:ind w:firstLine="543"/>
+        <w:ind w:right="237" w:firstLine="543"/>
         <w:jc w:val="both"/>
         <w:rPr>
           <w:sz w:val="28"/>
@@ -1287,7 +1305,7 @@
         </w:tabs>
         <w:spacing w:before="60" w:after="60"/>
         <w:ind w:left="1233" w:right="0" w:hanging="470"/>
-        <w:jc w:val="left"/>
+        <w:jc w:val="both"/>
         <w:rPr>
           <w:sz w:val="28"/>
         </w:rPr>
@@ -1323,7 +1341,7 @@
           <w:tab w:val="left" w:pos="1057"/>
         </w:tabs>
         <w:spacing w:before="60" w:after="60"/>
-        <w:ind w:right="572" w:firstLine="543"/>
+        <w:ind w:right="237" w:firstLine="543"/>
         <w:jc w:val="both"/>
         <w:rPr>
           <w:sz w:val="28"/>
@@ -1380,7 +1398,7 @@
           <w:tab w:val="left" w:pos="1066"/>
         </w:tabs>
         <w:spacing w:before="60" w:after="60"/>
-        <w:ind w:right="583" w:firstLine="543"/>
+        <w:ind w:right="237" w:firstLine="543"/>
         <w:jc w:val="both"/>
         <w:rPr>
           <w:sz w:val="28"/>
@@ -1711,7 +1729,7 @@
           <w:tab w:val="left" w:pos="1080"/>
         </w:tabs>
         <w:spacing w:before="60" w:after="60"/>
-        <w:ind w:firstLine="543"/>
+        <w:ind w:right="237" w:firstLine="543"/>
         <w:jc w:val="both"/>
         <w:rPr>
           <w:sz w:val="28"/>
@@ -1721,7 +1739,19 @@
         <w:rPr>
           <w:sz w:val="28"/>
         </w:rPr>
-        <w:t xml:space="preserve">Khi thay đổi người đại diện theo ủy quyền thì phải làm Giấy sửa đổi ủy quyền </w:t>
+        <w:t>Khi thay đổi người đại diện theo ủy quyền thì phải làm Giấy sửa đổi ủy</w:t>
+      </w:r>
+      <w:r>
+        <w:rPr>
+          <w:sz w:val="28"/>
+        </w:rPr>
+        <w:t xml:space="preserve"> </w:t>
+      </w:r>
+      <w:r>
+        <w:rPr>
+          <w:sz w:val="28"/>
+        </w:rPr>
+        <w:t xml:space="preserve">quyền </w:t>
       </w:r>
       <w:r>
         <w:rPr>
@@ -1774,7 +1804,7 @@
           <w:tab w:val="left" w:pos="1157"/>
         </w:tabs>
         <w:spacing w:before="60" w:after="60"/>
-        <w:ind w:right="585" w:firstLine="634"/>
+        <w:ind w:right="237" w:firstLine="634"/>
         <w:jc w:val="both"/>
         <w:rPr>
           <w:sz w:val="28"/>
@@ -1852,8 +1882,8 @@
           <w:tab w:val="left" w:pos="1223"/>
         </w:tabs>
         <w:spacing w:before="57" w:line="268" w:lineRule="auto"/>
-        <w:ind w:left="200" w:right="104" w:firstLine="543"/>
-        <w:jc w:val="left"/>
+        <w:ind w:left="200" w:right="-263" w:firstLine="543"/>
+        <w:jc w:val="both"/>
         <w:rPr>
           <w:sz w:val="28"/>
         </w:rPr>
